--- a/edi-redd/data-raw/metadata/abstract.docx
+++ b/edi-redd/data-raw/metadata/abstract.docx
@@ -1,76 +1,28 @@
 
 <file path=word/document.xml><?xml version="1.0" encoding="utf-8"?>
-<w:document xmlns:wpc="http://schemas.microsoft.com/office/word/2010/wordprocessingCanvas" xmlns:cx="http://schemas.microsoft.com/office/drawing/2014/chartex" xmlns:cx1="http://schemas.microsoft.com/office/drawing/2015/9/8/chartex" xmlns:cx2="http://schemas.microsoft.com/office/drawing/2015/10/21/chartex" xmlns:cx3="http://schemas.microsoft.com/office/drawing/2016/5/9/chartex" xmlns:cx4="http://schemas.microsoft.com/office/drawing/2016/5/10/chartex" xmlns:cx5="http://schemas.microsoft.com/office/drawing/2016/5/11/chartex" xmlns:cx6="http://schemas.microsoft.com/office/drawing/2016/5/12/chartex" xmlns:cx7="http://schemas.microsoft.com/office/drawing/2016/5/13/chartex" xmlns:cx8="http://schemas.microsoft.com/office/drawing/2016/5/14/chartex" xmlns:mc="http://schemas.openxmlformats.org/markup-compatibility/2006" xmlns:aink="http://schemas.microsoft.com/office/drawing/2016/ink" xmlns:am3d="http://schemas.microsoft.com/office/drawing/2017/model3d" xmlns:o="urn:schemas-microsoft-com:office:office" xmlns:oel="http://schemas.microsoft.com/office/2019/extlst" xmlns:r="http://schemas.openxmlformats.org/officeDocument/2006/relationships" xmlns:m="http://schemas.openxmlformats.org/officeDocument/2006/math" xmlns:v="urn:schemas-microsoft-com:vml" xmlns:wp14="http://schemas.microsoft.com/office/word/2010/wordprocessingDrawing" xmlns:wp="http://schemas.openxmlformats.org/drawingml/2006/wordprocessingDrawing" xmlns:w10="urn:schemas-microsoft-com:office:word" xmlns:w="http://schemas.openxmlformats.org/wordprocessingml/2006/main" xmlns:w14="http://schemas.microsoft.com/office/word/2010/wordml" xmlns:w15="http://schemas.microsoft.com/office/word/2012/wordml" xmlns:w16cex="http://schemas.microsoft.com/office/word/2018/wordml/cex" xmlns:w16cid="http://schemas.microsoft.com/office/word/2016/wordml/cid" xmlns:w16="http://schemas.microsoft.com/office/word/2018/wordml" xmlns:w16du="http://schemas.microsoft.com/office/word/2023/wordml/word16du" xmlns:w16sdtdh="http://schemas.microsoft.com/office/word/2020/wordml/sdtdatahash" xmlns:w16se="http://schemas.microsoft.com/office/word/2015/wordml/symex" xmlns:wpg="http://schemas.microsoft.com/office/word/2010/wordprocessingGroup" xmlns:wpi="http://schemas.microsoft.com/office/word/2010/wordprocessingInk" xmlns:wne="http://schemas.microsoft.com/office/word/2006/wordml" xmlns:wps="http://schemas.microsoft.com/office/word/2010/wordprocessingShape" mc:Ignorable="w14 w15 w16se w16cid w16 w16cex w16sdtdh w16du wp14">
+<w:document xmlns:wpc="http://schemas.microsoft.com/office/word/2010/wordprocessingCanvas" xmlns:cx="http://schemas.microsoft.com/office/drawing/2014/chartex" xmlns:cx1="http://schemas.microsoft.com/office/drawing/2015/9/8/chartex" xmlns:cx2="http://schemas.microsoft.com/office/drawing/2015/10/21/chartex" xmlns:cx3="http://schemas.microsoft.com/office/drawing/2016/5/9/chartex" xmlns:cx4="http://schemas.microsoft.com/office/drawing/2016/5/10/chartex" xmlns:cx5="http://schemas.microsoft.com/office/drawing/2016/5/11/chartex" xmlns:cx6="http://schemas.microsoft.com/office/drawing/2016/5/12/chartex" xmlns:cx7="http://schemas.microsoft.com/office/drawing/2016/5/13/chartex" xmlns:cx8="http://schemas.microsoft.com/office/drawing/2016/5/14/chartex" xmlns:mc="http://schemas.openxmlformats.org/markup-compatibility/2006" xmlns:aink="http://schemas.microsoft.com/office/drawing/2016/ink" xmlns:am3d="http://schemas.microsoft.com/office/drawing/2017/model3d" xmlns:o="urn:schemas-microsoft-com:office:office" xmlns:oel="http://schemas.microsoft.com/office/2019/extlst" xmlns:r="http://schemas.openxmlformats.org/officeDocument/2006/relationships" xmlns:m="http://schemas.openxmlformats.org/officeDocument/2006/math" xmlns:v="urn:schemas-microsoft-com:vml" xmlns:wp14="http://schemas.microsoft.com/office/word/2010/wordprocessingDrawing" xmlns:wp="http://schemas.openxmlformats.org/drawingml/2006/wordprocessingDrawing" xmlns:w10="urn:schemas-microsoft-com:office:word" xmlns:w="http://schemas.openxmlformats.org/wordprocessingml/2006/main" xmlns:w14="http://schemas.microsoft.com/office/word/2010/wordml" xmlns:w15="http://schemas.microsoft.com/office/word/2012/wordml" xmlns:w16cex="http://schemas.microsoft.com/office/word/2018/wordml/cex" xmlns:w16cid="http://schemas.microsoft.com/office/word/2016/wordml/cid" xmlns:w16="http://schemas.microsoft.com/office/word/2018/wordml" xmlns:w16du="http://schemas.microsoft.com/office/word/2023/wordml/word16du" xmlns:w16sdtdh="http://schemas.microsoft.com/office/word/2020/wordml/sdtdatahash" xmlns:w16sdtfl="http://schemas.microsoft.com/office/word/2024/wordml/sdtformatlock" xmlns:w16se="http://schemas.microsoft.com/office/word/2015/wordml/symex" xmlns:wpg="http://schemas.microsoft.com/office/word/2010/wordprocessingGroup" xmlns:wpi="http://schemas.microsoft.com/office/word/2010/wordprocessingInk" xmlns:wne="http://schemas.microsoft.com/office/word/2006/wordml" xmlns:wps="http://schemas.microsoft.com/office/word/2010/wordprocessingShape" mc:Ignorable="w14 w15 w16se w16cid w16 w16cex w16sdtdh w16sdtfl w16du wp14">
   <w:body>
     <w:p>
       <w:r>
         <w:rPr>
           <w:rFonts w:ascii="Calibri" w:hAnsi="Calibri" w:cs="Calibri"/>
         </w:rPr>
-        <w:t xml:space="preserve">Since </w:t>
+        <w:t>Since 2014, the California Department of Water Resources (DWR) has conducted annual Chinook salmon redd surveys. The objective of this data collection effort is to quantify and understand potential shi</w:t>
       </w:r>
       <w:r>
         <w:rPr>
           <w:rFonts w:ascii="Calibri" w:hAnsi="Calibri" w:cs="Calibri"/>
         </w:rPr>
-        <w:t>2014</w:t>
+        <w:t>f</w:t>
       </w:r>
       <w:r>
         <w:rPr>
           <w:rFonts w:ascii="Calibri" w:hAnsi="Calibri" w:cs="Calibri"/>
         </w:rPr>
-        <w:t xml:space="preserve">, the California Department of Water Resources (DWR) has conducted annual </w:t>
-      </w:r>
-      <w:r>
-        <w:rPr>
-          <w:rFonts w:ascii="Calibri" w:hAnsi="Calibri" w:cs="Calibri"/>
-        </w:rPr>
-        <w:t xml:space="preserve">Chinook salmon </w:t>
-      </w:r>
-      <w:proofErr w:type="spellStart"/>
-      <w:r>
-        <w:rPr>
-          <w:rFonts w:ascii="Calibri" w:hAnsi="Calibri" w:cs="Calibri"/>
-        </w:rPr>
-        <w:t>redd</w:t>
-      </w:r>
-      <w:proofErr w:type="spellEnd"/>
-      <w:r>
-        <w:rPr>
-          <w:rFonts w:ascii="Calibri" w:hAnsi="Calibri" w:cs="Calibri"/>
-        </w:rPr>
-        <w:t xml:space="preserve"> </w:t>
-      </w:r>
-      <w:r>
-        <w:rPr>
-          <w:rFonts w:ascii="Calibri" w:hAnsi="Calibri" w:cs="Calibri"/>
-        </w:rPr>
-        <w:t xml:space="preserve">surveys. The objective of this data collection effort is to quantify and understand potential shits in </w:t>
-      </w:r>
-      <w:proofErr w:type="spellStart"/>
-      <w:r>
-        <w:rPr>
-          <w:rFonts w:ascii="Calibri" w:hAnsi="Calibri" w:cs="Calibri"/>
-        </w:rPr>
-        <w:t>redd</w:t>
-      </w:r>
-      <w:proofErr w:type="spellEnd"/>
-      <w:r>
-        <w:rPr>
-          <w:rFonts w:ascii="Calibri" w:hAnsi="Calibri" w:cs="Calibri"/>
-        </w:rPr>
-        <w:t xml:space="preserve"> distribution and potential habitat differences between historic and restored sites. </w:t>
-      </w:r>
-      <w:r>
-        <w:t xml:space="preserve">The </w:t>
-      </w:r>
-      <w:proofErr w:type="spellStart"/>
-      <w:r>
-        <w:t>redd</w:t>
-      </w:r>
-      <w:proofErr w:type="spellEnd"/>
-      <w:r>
-        <w:t xml:space="preserve"> surveys are conducted in the uppermost 16 miles of the lower Feather River</w:t>
+        <w:t xml:space="preserve">ts in redd distribution and potential habitat differences between historic and restored sites. </w:t>
+      </w:r>
+      <w:r>
+        <w:t>The redd surveys are conducted in the uppermost 16 miles of the lower Feather River</w:t>
       </w:r>
       <w:r>
         <w:t xml:space="preserve"> though</w:t>
@@ -115,37 +67,7 @@
         <w:rPr>
           <w:rFonts w:ascii="Calibri" w:hAnsi="Calibri" w:cs="Calibri"/>
         </w:rPr>
-        <w:t xml:space="preserve">This dataset represents an extensive time series that could be used to identify habitat conditions where Chinook salmon </w:t>
-      </w:r>
-      <w:r>
-        <w:rPr>
-          <w:rFonts w:ascii="Calibri" w:hAnsi="Calibri" w:cs="Calibri"/>
-        </w:rPr>
-        <w:t>spawn,</w:t>
-      </w:r>
-      <w:r>
-        <w:rPr>
-          <w:rFonts w:ascii="Calibri" w:hAnsi="Calibri" w:cs="Calibri"/>
-        </w:rPr>
-        <w:t xml:space="preserve"> how these conditions have changed over time</w:t>
-      </w:r>
-      <w:r>
-        <w:rPr>
-          <w:rFonts w:ascii="Calibri" w:hAnsi="Calibri" w:cs="Calibri"/>
-        </w:rPr>
-        <w:t>, especially in areas where restoration has occurred</w:t>
-      </w:r>
-      <w:r>
-        <w:rPr>
-          <w:rFonts w:ascii="Calibri" w:hAnsi="Calibri" w:cs="Calibri"/>
-        </w:rPr>
-        <w:t>. These data were published to support the Healthy Rivers and Landscapes Program</w:t>
-      </w:r>
-      <w:r>
-        <w:rPr>
-          <w:rFonts w:ascii="Calibri" w:hAnsi="Calibri" w:cs="Calibri"/>
-        </w:rPr>
-        <w:t>.</w:t>
+        <w:t>This dataset represents an extensive time series that could be used to identify habitat conditions where Chinook salmon spawn, how these conditions have changed over time, especially in areas where restoration has occurred. These data were published to support the Healthy Rivers and Landscapes Program.</w:t>
       </w:r>
     </w:p>
     <w:sectPr>
@@ -160,7 +82,7 @@
 </file>
 
 <file path=word/styles.xml><?xml version="1.0" encoding="utf-8"?>
-<w:styles xmlns:mc="http://schemas.openxmlformats.org/markup-compatibility/2006" xmlns:r="http://schemas.openxmlformats.org/officeDocument/2006/relationships" xmlns:w="http://schemas.openxmlformats.org/wordprocessingml/2006/main" xmlns:w14="http://schemas.microsoft.com/office/word/2010/wordml" xmlns:w15="http://schemas.microsoft.com/office/word/2012/wordml" xmlns:w16cex="http://schemas.microsoft.com/office/word/2018/wordml/cex" xmlns:w16cid="http://schemas.microsoft.com/office/word/2016/wordml/cid" xmlns:w16="http://schemas.microsoft.com/office/word/2018/wordml" xmlns:w16du="http://schemas.microsoft.com/office/word/2023/wordml/word16du" xmlns:w16sdtdh="http://schemas.microsoft.com/office/word/2020/wordml/sdtdatahash" xmlns:w16se="http://schemas.microsoft.com/office/word/2015/wordml/symex" mc:Ignorable="w14 w15 w16se w16cid w16 w16cex w16sdtdh w16du">
+<w:styles xmlns:mc="http://schemas.openxmlformats.org/markup-compatibility/2006" xmlns:r="http://schemas.openxmlformats.org/officeDocument/2006/relationships" xmlns:w="http://schemas.openxmlformats.org/wordprocessingml/2006/main" xmlns:w14="http://schemas.microsoft.com/office/word/2010/wordml" xmlns:w15="http://schemas.microsoft.com/office/word/2012/wordml" xmlns:w16cex="http://schemas.microsoft.com/office/word/2018/wordml/cex" xmlns:w16cid="http://schemas.microsoft.com/office/word/2016/wordml/cid" xmlns:w16="http://schemas.microsoft.com/office/word/2018/wordml" xmlns:w16du="http://schemas.microsoft.com/office/word/2023/wordml/word16du" xmlns:w16sdtdh="http://schemas.microsoft.com/office/word/2020/wordml/sdtdatahash" xmlns:w16sdtfl="http://schemas.microsoft.com/office/word/2024/wordml/sdtformatlock" xmlns:w16se="http://schemas.microsoft.com/office/word/2015/wordml/symex" mc:Ignorable="w14 w15 w16se w16cid w16 w16cex w16sdtdh w16sdtfl w16du">
   <w:docDefaults>
     <w:rPrDefault>
       <w:rPr>
@@ -902,18 +824,18 @@
 </file>
 
 <file path=customXml/item1.xml><?xml version="1.0" encoding="utf-8"?>
+<p:properties xmlns:p="http://schemas.microsoft.com/office/2006/metadata/properties" xmlns:xsi="http://www.w3.org/2001/XMLSchema-instance" xmlns:pc="http://schemas.microsoft.com/office/infopath/2007/PartnerControls">
+  <documentManagement/>
+</p:properties>
+</file>
+
+<file path=customXml/item2.xml><?xml version="1.0" encoding="utf-8"?>
 <?mso-contentType ?>
 <FormTemplates xmlns="http://schemas.microsoft.com/sharepoint/v3/contenttype/forms">
   <Display>DocumentLibraryForm</Display>
   <Edit>DocumentLibraryForm</Edit>
   <New>DocumentLibraryForm</New>
 </FormTemplates>
-</file>
-
-<file path=customXml/item2.xml><?xml version="1.0" encoding="utf-8"?>
-<p:properties xmlns:p="http://schemas.microsoft.com/office/2006/metadata/properties" xmlns:xsi="http://www.w3.org/2001/XMLSchema-instance" xmlns:pc="http://schemas.microsoft.com/office/infopath/2007/PartnerControls">
-  <documentManagement/>
-</p:properties>
 </file>
 
 <file path=customXml/item3.xml><?xml version="1.0" encoding="utf-8"?>
@@ -1049,18 +971,18 @@
 </file>
 
 <file path=customXml/itemProps1.xml><?xml version="1.0" encoding="utf-8"?>
-<ds:datastoreItem xmlns:ds="http://schemas.openxmlformats.org/officeDocument/2006/customXml" ds:itemID="{264F2832-F5CA-41AA-8CB7-B3A31EFE24D7}">
+<ds:datastoreItem xmlns:ds="http://schemas.openxmlformats.org/officeDocument/2006/customXml" ds:itemID="{68C89D97-513E-4721-A6E0-0B8DB58252CA}">
   <ds:schemaRefs>
-    <ds:schemaRef ds:uri="http://schemas.microsoft.com/sharepoint/v3/contenttype/forms"/>
+    <ds:schemaRef ds:uri="http://schemas.microsoft.com/office/2006/metadata/properties"/>
+    <ds:schemaRef ds:uri="http://schemas.microsoft.com/office/infopath/2007/PartnerControls"/>
   </ds:schemaRefs>
 </ds:datastoreItem>
 </file>
 
 <file path=customXml/itemProps2.xml><?xml version="1.0" encoding="utf-8"?>
-<ds:datastoreItem xmlns:ds="http://schemas.openxmlformats.org/officeDocument/2006/customXml" ds:itemID="{68C89D97-513E-4721-A6E0-0B8DB58252CA}">
+<ds:datastoreItem xmlns:ds="http://schemas.openxmlformats.org/officeDocument/2006/customXml" ds:itemID="{264F2832-F5CA-41AA-8CB7-B3A31EFE24D7}">
   <ds:schemaRefs>
-    <ds:schemaRef ds:uri="http://schemas.microsoft.com/office/2006/metadata/properties"/>
-    <ds:schemaRef ds:uri="http://schemas.microsoft.com/office/infopath/2007/PartnerControls"/>
+    <ds:schemaRef ds:uri="http://schemas.microsoft.com/sharepoint/v3/contenttype/forms"/>
   </ds:schemaRefs>
 </ds:datastoreItem>
 </file>
